--- a/klagomål/A 10489-2024 FSC-klagomål.docx
+++ b/klagomål/A 10489-2024 FSC-klagomål.docx
@@ -969,7 +969,7 @@
     <w:r>
       <w:tab/>
       <w:tab/>
-      <w:t>2026-06-18</w:t>
+      <w:t>2026-06-19</w:t>
       <w:br/>
       <w:br/>
     </w:r>

--- a/klagomål/A 10489-2024 FSC-klagomål.docx
+++ b/klagomål/A 10489-2024 FSC-klagomål.docx
@@ -969,7 +969,7 @@
     <w:r>
       <w:tab/>
       <w:tab/>
-      <w:t>2026-06-19</w:t>
+      <w:t>2026-06-20</w:t>
       <w:br/>
       <w:br/>
     </w:r>

--- a/klagomål/A 10489-2024 FSC-klagomål.docx
+++ b/klagomål/A 10489-2024 FSC-klagomål.docx
@@ -168,38 +168,7 @@
     </w:p>
     <w:p>
       <w:r>
-        <w:t>Detta dokument behandlar höga naturvärden i avverkningsanmälan A 10489-2024 i Uppvidinge kommun som inkom 2024-03-15 och omfattar 3,8 ha.</w:t>
-      </w:r>
-    </w:p>
-    <w:p>
-      <w:r>
-        <w:t>Nedan presenteras fynd av naturvårdsarter och fridlysta arter som gjorts i det avverkningsanmälda området, samt relevanta utdrag ur standarderna för FSC, Chain of Custody, Controlled Wood och PEFC. I BILAGA 1 finns artfakta om rödlistade arter.</w:t>
-      </w:r>
-    </w:p>
-    <w:p>
-      <w:r>
-        <w:t>Vi förväntar oss att ni återkommer med ett skriftligt svar på vårt klagomål och även beskriver vilka korrigerande åtgärder ni satt in för att rätta till identifierade brister i er efterlevnad av den svenska FSC standarden.</w:t>
-      </w:r>
-    </w:p>
-    <w:p>
-      <w:pPr>
-        <w:pStyle w:val="Heading1"/>
-      </w:pPr>
-      <w:r>
-        <w:t>Naturvårdsarter</w:t>
-      </w:r>
-    </w:p>
-    <w:p>
-      <w:r>
-        <w:t>I och inom 2 meter från avverkningsanmälan har följande 5 naturvårdsarter hittats: aspgelélav (VU, T), lunglav (NT, T), bårdlav (S, T), fällmossa (S, T) och blåsippa (T, §9). Av dessa är 2 rödlistade. För rödlistade arter har rödlistekategorin angivits inom parentes. Arter som är signalarter enligt Skogsstyrelsen har markerats med (S). Typiska arter inom Natura 2000 som är kopplade till skogsekosystem har markerats med (T). För fridlysta arter anges även paragrafen i Artskyddsförordningen som arten är fridlyst enligt.</w:t>
-      </w:r>
-    </w:p>
-    <w:p>
-      <w:r>
-        <w:t>De påträffade naturvårdsarterna är ett tydligt kvitto på att det rör sig om en skog med höga naturvärden.</w:t>
-      </w:r>
-      <w:r>
-        <w:t xml:space="preserve"> I Figur 1 visas fyndplatser för naturvårdsarter i området, som finns registrerade på Artportalen.</w:t>
+        <w:t>Detta klagomål behandlar höga naturvärden i avverkningsanmälan A 10489-2024 i Uppvidinge kommun som inkom 2024-03-15 och omfattar 3,8 ha.</w:t>
       </w:r>
     </w:p>
     <w:p>
@@ -247,20 +216,187 @@
         <w:spacing w:after="240"/>
       </w:pPr>
       <w:r>
-        <w:t>Figur 1. Fyndplatser för naturvårdsarter i och inom 2 meter från avverkningsanmälan (röd linje). Markörer utan svart kant är placerade på fyndplatsen. Markörer med svart kant är placerade vid sidan av fyndplatsen och har ett svart streck som visar fyndplatsens exakta position. Kartans mittpunktskoordinat är N 6332318, E 526750 i SWEREF 99 TM.</w:t>
+        <w:t>Figur 1. Fyndplatser för naturvårdsarter i och inom 2 meter från avverkningsanmälan. Markörer utan svart kant är placerade på fyndplatsen. Markörer med svart kant är placerade vid sidan av fyndplatsen har ett svart streck som visar fyndplatsens exakta position. Kartans mittpunktskoordinat är N 6332318, E 526750 i SWEREF 99 TM.</w:t>
+      </w:r>
+    </w:p>
+    <w:p>
+      <w:r>
+        <w:t>I och inom 2 meter från avverkningsanmälan finns fynd av 5 naturvårdsarter, varav 2 är rödlistade, 1 är fridlyst, 5 är typiska (T) och 2 är signalarter (S): aspgelélav (VU, T), lunglav (NT, T), bårdlav (S, T), fällmossa (S, T) och blåsippa (T, §9). Se Figur 1.</w:t>
+      </w:r>
+    </w:p>
+    <w:p>
+      <w:r>
+        <w:t>Nedan presenteras relevanta utdrag ur standarderna för FSC, Chain of Custody, Controlled Wood och PEFC.</w:t>
+      </w:r>
+    </w:p>
+    <w:p>
+      <w:r>
+        <w:t>Vi förväntar oss att ni återkommer med ett skriftligt svar på vårt klagomål och även beskriver vilka korrigerande åtgärder ni satt in för att rätta till identifierade brister i er efterlevnad av den svenska FSC standarden.</w:t>
       </w:r>
     </w:p>
     <w:p>
       <w:pPr>
-        <w:pStyle w:val="Heading2"/>
+        <w:pStyle w:val="Heading1"/>
       </w:pPr>
       <w:r>
-        <w:t>Fridlysta arter</w:t>
+        <w:t>Naturvårdsarter och fridlysta arter</w:t>
       </w:r>
     </w:p>
     <w:p>
       <w:r>
-        <w:t>Följande fridlysta arter har sina livsmiljöer och växtplatser i den avverkningsanmälda skogen: blåsippa (T, §9).</w:t>
+        <w:t>Nedan följer beskrivningar av de naturvårdsarter och fridlysta arter som har sina livsmiljöer och växtplatser i den avverkningsanmälda skogen. Se även ytterligare artfakta i BILAGA 1. De påträffade naturvårdsarterna är ett tydligt kvitto på att det rör sig om en skog med höga naturvärden.</w:t>
+      </w:r>
+    </w:p>
+    <w:p>
+      <w:r>
+        <w:rPr>
+          <w:b/>
+        </w:rPr>
+        <w:t>Aspgelélav (VU)</w:t>
+      </w:r>
+      <w:r>
+        <w:t xml:space="preserve"> växer praktiskt taget enbart på asp i skog med hög luftfuktighet. Aspgelélav missgynnas vid slutavverkning. I norra Sverige hotas arten genom slutavverkning av äldre barrskog med åldriga aspar, ofta på skogsbergens sluttningar. Arten försvinner på aspar som lämnas kvar på hyggen. Aspgelélav (VU) är typisk art för </w:t>
+      </w:r>
+      <w:r>
+        <w:rPr>
+          <w:i/>
+        </w:rPr>
+        <w:t>9010 Taiga</w:t>
+      </w:r>
+      <w:r>
+        <w:t xml:space="preserve"> (SLU Artdatabanken, 2024).</w:t>
+      </w:r>
+    </w:p>
+    <w:p>
+      <w:r>
+        <w:rPr>
+          <w:b/>
+        </w:rPr>
+        <w:t>Lunglav (NT)</w:t>
+      </w:r>
+      <w:r>
+        <w:t xml:space="preserve"> är en av vårt lands främsta signalarter som överallt indikerar gamla lövträd, skogsbestånd med höga naturvärden och ekosystem med långskoglig kontinuitet. Lokalt kan förekomsten vara mycket riklig men den hittas nästan enbart i gamla och ej slutavverkade skogar. Artens samtliga förekomster bör uppmärksammas från naturvårdssynpunkt, då många lokaler även hyser andra ovanliga och rödlistade arter. Rikliga förekomster bör skyddas med biotopskydd, frivilliga avsättningar eller reservat. På lunglav kan de sällsynta lavparasiterna lunglavshårprick (CR), </w:t>
+      </w:r>
+      <w:r>
+        <w:rPr>
+          <w:i/>
+        </w:rPr>
+        <w:t>Abrothallus diederichii</w:t>
+      </w:r>
+      <w:r>
+        <w:t xml:space="preserve"> (VU), </w:t>
+      </w:r>
+      <w:r>
+        <w:rPr>
+          <w:i/>
+        </w:rPr>
+        <w:t>Abrothallus lobariae</w:t>
+      </w:r>
+      <w:r>
+        <w:t xml:space="preserve"> (VU), </w:t>
+      </w:r>
+      <w:r>
+        <w:rPr>
+          <w:i/>
+        </w:rPr>
+        <w:t>Calycina lobariae</w:t>
+      </w:r>
+      <w:r>
+        <w:t xml:space="preserve"> (VU), lunglavsknapp (VU) och skrovelmössing (VU) påträffas. Lunglav är typisk art för </w:t>
+      </w:r>
+      <w:r>
+        <w:rPr>
+          <w:i/>
+        </w:rPr>
+        <w:t>9010 Taiga, 9020 Nordlig ädellövskog, 9110 Näringsfattig bokskog, 9130 Näringsrik bokskog, 9160 Näringsrik ekskog, 9180 Ädellövskog i branter, 9190 Näringsfattig ekskog, 9070 Trädklädd betesmark, 9040 Fjällbjörkskog</w:t>
+      </w:r>
+      <w:r>
+        <w:t xml:space="preserve"> och</w:t>
+      </w:r>
+      <w:r>
+        <w:rPr>
+          <w:i/>
+        </w:rPr>
+        <w:t xml:space="preserve"> 6530 Lövängar</w:t>
+      </w:r>
+      <w:r>
+        <w:t xml:space="preserve"> (SLU Artdatabanken, 2026; Nitare &amp; Skogsstyrelsen, 2019).</w:t>
+      </w:r>
+    </w:p>
+    <w:p>
+      <w:r>
+        <w:rPr>
+          <w:b/>
+        </w:rPr>
+        <w:t>Bårdlav</w:t>
+      </w:r>
+      <w:r>
+        <w:t xml:space="preserve"> signalerar miljöer med höga naturvärden och på lokalerna finns vanligtvis många andra ovanliga och rödlistade arter. Den visar även på platser med hög och jämn luftfuktighet. På bårdlav och andra njurlavar (Nephroma) kan de sällsynta parasiterna </w:t>
+      </w:r>
+      <w:r>
+        <w:rPr>
+          <w:i/>
+        </w:rPr>
+        <w:t xml:space="preserve">Protounguicularia nephromatis </w:t>
+      </w:r>
+      <w:r>
+        <w:t xml:space="preserve">(VU) och </w:t>
+      </w:r>
+      <w:r>
+        <w:rPr>
+          <w:i/>
+        </w:rPr>
+        <w:t xml:space="preserve">Tremella nephromatis </w:t>
+      </w:r>
+      <w:r>
+        <w:t xml:space="preserve">(DD) påträffas. Bårdlav är typisk art för </w:t>
+      </w:r>
+      <w:r>
+        <w:rPr>
+          <w:i/>
+        </w:rPr>
+        <w:t xml:space="preserve">9010 Taiga, 9020 Nordlig ädellövskog, 9070 Trädklädd betesmark, 9110 Näringsfattig bokskog, 9160 Näringsrik ekskog, 9180 Ädellövskog i branter </w:t>
+      </w:r>
+      <w:r>
+        <w:t>och</w:t>
+      </w:r>
+      <w:r>
+        <w:rPr>
+          <w:i/>
+        </w:rPr>
+        <w:t xml:space="preserve"> 9190 Näringsfattig ekskog</w:t>
+      </w:r>
+      <w:r>
+        <w:t xml:space="preserve"> (SLU Artdatabanken, 2026; Nitare &amp; Skogsstyrelsen, 2019).</w:t>
+      </w:r>
+    </w:p>
+    <w:p>
+      <w:r>
+        <w:rPr>
+          <w:b/>
+        </w:rPr>
+        <w:t>Fällmossa</w:t>
+      </w:r>
+      <w:r>
+        <w:t xml:space="preserve"> indikerar i stort sett alltid områden med höga naturvärden, skog med lång kontinuitet, gamla träd, hög luftfuktighet och stabila förhållanden. Sporkapslar finnar man enbart på extra skyddsvärda lokaler. Fällmossa är typisk art för </w:t>
+      </w:r>
+      <w:r>
+        <w:rPr>
+          <w:i/>
+        </w:rPr>
+        <w:t xml:space="preserve">9020 Nordlig ädellövskog, 9110 Näringsfattig bokskog, 9130 Näringsrik bokskog, 9160 Näringsrik ekskog, 9180 Ädellövskog i branter </w:t>
+      </w:r>
+      <w:r>
+        <w:t>och</w:t>
+      </w:r>
+      <w:r>
+        <w:rPr>
+          <w:i/>
+        </w:rPr>
+        <w:t xml:space="preserve"> 9190 Näringsfattig ekskog</w:t>
+      </w:r>
+      <w:r>
+        <w:t xml:space="preserve"> (SLU Artdatabanken, 2024; Nitare &amp; Skogsstyrelsen, 2019).</w:t>
       </w:r>
     </w:p>
     <w:p>
@@ -290,166 +426,6 @@
       </w:r>
       <w:r>
         <w:t xml:space="preserve"> (SLU Artdatabanken, 2025).</w:t>
-      </w:r>
-    </w:p>
-    <w:p>
-      <w:pPr>
-        <w:pStyle w:val="Heading2"/>
-      </w:pPr>
-      <w:r>
-        <w:t>Övriga naturvårdsarter</w:t>
-      </w:r>
-    </w:p>
-    <w:p>
-      <w:r>
-        <w:rPr>
-          <w:b/>
-        </w:rPr>
-        <w:t>Aspgelélav (VU)</w:t>
-      </w:r>
-      <w:r>
-        <w:t xml:space="preserve"> växer praktiskt taget enbart på asp i skog med hög luftfuktighet. Aspgelélav missgynnas vid slutavverkning. I norra Sverige hotas arten genom slutavverkning av äldre barrskog med åldriga aspar, ofta på skogsbergens sluttningar. Arten försvinner på aspar som lämnas kvar på hyggen. Aspgelélav (VU) är typisk art för </w:t>
-      </w:r>
-      <w:r>
-        <w:rPr>
-          <w:i/>
-        </w:rPr>
-        <w:t>9010 Taiga</w:t>
-      </w:r>
-      <w:r>
-        <w:t xml:space="preserve"> (SLU Artdatabanken, 2024).</w:t>
-      </w:r>
-    </w:p>
-    <w:p>
-      <w:r>
-        <w:rPr>
-          <w:b/>
-        </w:rPr>
-        <w:t>Bårdlav</w:t>
-      </w:r>
-      <w:r>
-        <w:t xml:space="preserve"> signalerar miljöer med höga naturvärden och på lokalerna finns vanligtvis många andra ovanliga och rödlistade arter. Den visar även på platser med hög och jämn luftfuktighet. På bårdlav och andra njurlavar (Nephroma) kan de sällsynta parasiterna </w:t>
-      </w:r>
-      <w:r>
-        <w:rPr>
-          <w:i/>
-        </w:rPr>
-        <w:t xml:space="preserve">Protounguicularia nephromatis </w:t>
-      </w:r>
-      <w:r>
-        <w:t xml:space="preserve">(VU) och </w:t>
-      </w:r>
-      <w:r>
-        <w:rPr>
-          <w:i/>
-        </w:rPr>
-        <w:t xml:space="preserve">Tremella nephromatis </w:t>
-      </w:r>
-      <w:r>
-        <w:t xml:space="preserve">(DD) påträffas. Bårdlav är typisk art för </w:t>
-      </w:r>
-      <w:r>
-        <w:rPr>
-          <w:i/>
-        </w:rPr>
-        <w:t xml:space="preserve">9010 Taiga, 9020 Nordlig ädellövskog, 9070 Trädklädd betesmark, 9110 Näringsfattig bokskog, 9160 Näringsrik ekskog, 9180 Ädellövskog i branter </w:t>
-      </w:r>
-      <w:r>
-        <w:t>och</w:t>
-      </w:r>
-      <w:r>
-        <w:rPr>
-          <w:i/>
-        </w:rPr>
-        <w:t xml:space="preserve"> 9190 Näringsfattig ekskog</w:t>
-      </w:r>
-      <w:r>
-        <w:t xml:space="preserve"> (SLU Artdatabanken, 2026; Nitare &amp; Skogsstyrelsen, 2019).</w:t>
-      </w:r>
-    </w:p>
-    <w:p>
-      <w:r>
-        <w:rPr>
-          <w:b/>
-        </w:rPr>
-        <w:t>Fällmossa</w:t>
-      </w:r>
-      <w:r>
-        <w:t xml:space="preserve"> indikerar i stort sett alltid områden med höga naturvärden, skog med lång kontinuitet, gamla träd, hög luftfuktighet och stabila förhållanden. Sporkapslar finnar man enbart på extra skyddsvärda lokaler. Fällmossa är typisk art för </w:t>
-      </w:r>
-      <w:r>
-        <w:rPr>
-          <w:i/>
-        </w:rPr>
-        <w:t xml:space="preserve">9020 Nordlig ädellövskog, 9110 Näringsfattig bokskog, 9130 Näringsrik bokskog, 9160 Näringsrik ekskog, 9180 Ädellövskog i branter </w:t>
-      </w:r>
-      <w:r>
-        <w:t>och</w:t>
-      </w:r>
-      <w:r>
-        <w:rPr>
-          <w:i/>
-        </w:rPr>
-        <w:t xml:space="preserve"> 9190 Näringsfattig ekskog</w:t>
-      </w:r>
-      <w:r>
-        <w:t xml:space="preserve"> (SLU Artdatabanken, 2024; Nitare &amp; Skogsstyrelsen, 2019).</w:t>
-      </w:r>
-    </w:p>
-    <w:p>
-      <w:r>
-        <w:rPr>
-          <w:b/>
-        </w:rPr>
-        <w:t>Lunglav (NT)</w:t>
-      </w:r>
-      <w:r>
-        <w:t xml:space="preserve"> är en av vårt lands främsta signalarter som överallt indikerar gamla lövträd, skogsbestånd med höga naturvärden och ekosystem med långskoglig kontinuitet. Lokalt kan förekomsten vara mycket riklig men den hittas nästan enbart i gamla och ej slutavverkade skogar. Artens samtliga förekomster bör uppmärksammas från naturvårdssynpunkt, då många lokaler även hyser andra ovanliga och rödlistade arter. Rikliga förekomster bör skyddas med biotopskydd, frivilliga avsättningar eller reservat. På lunglav kan de sällsynta lavparasiterna lunglavshårprick (CR), </w:t>
-      </w:r>
-      <w:r>
-        <w:rPr>
-          <w:i/>
-        </w:rPr>
-        <w:t>Abrothallus diederichii</w:t>
-      </w:r>
-      <w:r>
-        <w:t xml:space="preserve"> (VU), </w:t>
-      </w:r>
-      <w:r>
-        <w:rPr>
-          <w:i/>
-        </w:rPr>
-        <w:t>Abrothallus lobariae</w:t>
-      </w:r>
-      <w:r>
-        <w:t xml:space="preserve"> (VU), </w:t>
-      </w:r>
-      <w:r>
-        <w:rPr>
-          <w:i/>
-        </w:rPr>
-        <w:t>Calycina lobariae</w:t>
-      </w:r>
-      <w:r>
-        <w:t xml:space="preserve"> (VU), lunglavsknapp (VU) och skrovelmössing (VU) påträffas. Lunglav är typisk art för </w:t>
-      </w:r>
-      <w:r>
-        <w:rPr>
-          <w:i/>
-        </w:rPr>
-        <w:t>9010 Taiga, 9020 Nordlig ädellövskog, 9110 Näringsfattig bokskog, 9130 Näringsrik bokskog, 9160 Näringsrik ekskog, 9180 Ädellövskog i branter, 9190 Näringsfattig ekskog, 9070 Trädklädd betesmark, 9040 Fjällbjörkskog</w:t>
-      </w:r>
-      <w:r>
-        <w:t xml:space="preserve"> och</w:t>
-      </w:r>
-      <w:r>
-        <w:rPr>
-          <w:i/>
-        </w:rPr>
-        <w:t xml:space="preserve"> 6530 Lövängar</w:t>
-      </w:r>
-      <w:r>
-        <w:t xml:space="preserve"> (SLU Artdatabanken, 2026; Nitare &amp; Skogsstyrelsen, 2019).</w:t>
       </w:r>
     </w:p>
     <w:p>
@@ -969,7 +945,7 @@
     <w:r>
       <w:tab/>
       <w:tab/>
-      <w:t>2026-06-20</w:t>
+      <w:t>2026-06-21</w:t>
       <w:br/>
       <w:br/>
     </w:r>

--- a/klagomål/A 10489-2024 FSC-klagomål.docx
+++ b/klagomål/A 10489-2024 FSC-klagomål.docx
@@ -945,7 +945,7 @@
     <w:r>
       <w:tab/>
       <w:tab/>
-      <w:t>2026-06-21</w:t>
+      <w:t>2026-06-22</w:t>
       <w:br/>
       <w:br/>
     </w:r>

--- a/klagomål/A 10489-2024 FSC-klagomål.docx
+++ b/klagomål/A 10489-2024 FSC-klagomål.docx
@@ -945,7 +945,7 @@
     <w:r>
       <w:tab/>
       <w:tab/>
-      <w:t>2026-06-22</w:t>
+      <w:t>2026-06-23</w:t>
       <w:br/>
       <w:br/>
     </w:r>

--- a/klagomål/A 10489-2024 FSC-klagomål.docx
+++ b/klagomål/A 10489-2024 FSC-klagomål.docx
@@ -945,7 +945,7 @@
     <w:r>
       <w:tab/>
       <w:tab/>
-      <w:t>2026-06-23</w:t>
+      <w:t>2026-06-24</w:t>
       <w:br/>
       <w:br/>
     </w:r>

--- a/klagomål/A 10489-2024 FSC-klagomål.docx
+++ b/klagomål/A 10489-2024 FSC-klagomål.docx
@@ -945,7 +945,7 @@
     <w:r>
       <w:tab/>
       <w:tab/>
-      <w:t>2026-06-24</w:t>
+      <w:t>2026-06-25</w:t>
       <w:br/>
       <w:br/>
     </w:r>

--- a/klagomål/A 10489-2024 FSC-klagomål.docx
+++ b/klagomål/A 10489-2024 FSC-klagomål.docx
@@ -945,7 +945,7 @@
     <w:r>
       <w:tab/>
       <w:tab/>
-      <w:t>2026-06-25</w:t>
+      <w:t>2026-06-26</w:t>
       <w:br/>
       <w:br/>
     </w:r>

--- a/klagomål/A 10489-2024 FSC-klagomål.docx
+++ b/klagomål/A 10489-2024 FSC-klagomål.docx
@@ -945,7 +945,7 @@
     <w:r>
       <w:tab/>
       <w:tab/>
-      <w:t>2026-06-26</w:t>
+      <w:t>2026-06-27</w:t>
       <w:br/>
       <w:br/>
     </w:r>

--- a/klagomål/A 10489-2024 FSC-klagomål.docx
+++ b/klagomål/A 10489-2024 FSC-klagomål.docx
@@ -945,7 +945,7 @@
     <w:r>
       <w:tab/>
       <w:tab/>
-      <w:t>2026-06-27</w:t>
+      <w:t>2026-06-28</w:t>
       <w:br/>
       <w:br/>
     </w:r>

--- a/klagomål/A 10489-2024 FSC-klagomål.docx
+++ b/klagomål/A 10489-2024 FSC-klagomål.docx
@@ -945,7 +945,7 @@
     <w:r>
       <w:tab/>
       <w:tab/>
-      <w:t>2026-06-28</w:t>
+      <w:t>2026-06-29</w:t>
       <w:br/>
       <w:br/>
     </w:r>

--- a/klagomål/A 10489-2024 FSC-klagomål.docx
+++ b/klagomål/A 10489-2024 FSC-klagomål.docx
@@ -945,7 +945,7 @@
     <w:r>
       <w:tab/>
       <w:tab/>
-      <w:t>2026-06-29</w:t>
+      <w:t>2026-06-30</w:t>
       <w:br/>
       <w:br/>
     </w:r>

--- a/klagomål/A 10489-2024 FSC-klagomål.docx
+++ b/klagomål/A 10489-2024 FSC-klagomål.docx
@@ -945,7 +945,7 @@
     <w:r>
       <w:tab/>
       <w:tab/>
-      <w:t>2026-06-30</w:t>
+      <w:t>2026-07-01</w:t>
       <w:br/>
       <w:br/>
     </w:r>

--- a/klagomål/A 10489-2024 FSC-klagomål.docx
+++ b/klagomål/A 10489-2024 FSC-klagomål.docx
@@ -945,7 +945,7 @@
     <w:r>
       <w:tab/>
       <w:tab/>
-      <w:t>2026-07-01</w:t>
+      <w:t>2026-07-02</w:t>
       <w:br/>
       <w:br/>
     </w:r>

--- a/klagomål/A 10489-2024 FSC-klagomål.docx
+++ b/klagomål/A 10489-2024 FSC-klagomål.docx
@@ -945,7 +945,7 @@
     <w:r>
       <w:tab/>
       <w:tab/>
-      <w:t>2026-07-13</w:t>
+      <w:t>2026-07-14</w:t>
       <w:br/>
       <w:br/>
     </w:r>

--- a/klagomål/A 10489-2024 FSC-klagomål.docx
+++ b/klagomål/A 10489-2024 FSC-klagomål.docx
@@ -945,7 +945,7 @@
     <w:r>
       <w:tab/>
       <w:tab/>
-      <w:t>2026-07-14</w:t>
+      <w:t>2026-07-15</w:t>
       <w:br/>
       <w:br/>
     </w:r>

--- a/klagomål/A 10489-2024 FSC-klagomål.docx
+++ b/klagomål/A 10489-2024 FSC-klagomål.docx
@@ -945,7 +945,7 @@
     <w:r>
       <w:tab/>
       <w:tab/>
-      <w:t>2026-07-15</w:t>
+      <w:t>2026-07-16</w:t>
       <w:br/>
       <w:br/>
     </w:r>

--- a/klagomål/A 10489-2024 FSC-klagomål.docx
+++ b/klagomål/A 10489-2024 FSC-klagomål.docx
@@ -945,7 +945,7 @@
     <w:r>
       <w:tab/>
       <w:tab/>
-      <w:t>2026-07-16</w:t>
+      <w:t>2026-07-17</w:t>
       <w:br/>
       <w:br/>
     </w:r>

--- a/klagomål/A 10489-2024 FSC-klagomål.docx
+++ b/klagomål/A 10489-2024 FSC-klagomål.docx
@@ -945,7 +945,7 @@
     <w:r>
       <w:tab/>
       <w:tab/>
-      <w:t>2026-07-17</w:t>
+      <w:t>2026-07-18</w:t>
       <w:br/>
       <w:br/>
     </w:r>

--- a/klagomål/A 10489-2024 FSC-klagomål.docx
+++ b/klagomål/A 10489-2024 FSC-klagomål.docx
@@ -945,7 +945,7 @@
     <w:r>
       <w:tab/>
       <w:tab/>
-      <w:t>2026-07-18</w:t>
+      <w:t>2026-07-19</w:t>
       <w:br/>
       <w:br/>
     </w:r>

--- a/klagomål/A 10489-2024 FSC-klagomål.docx
+++ b/klagomål/A 10489-2024 FSC-klagomål.docx
@@ -945,7 +945,7 @@
     <w:r>
       <w:tab/>
       <w:tab/>
-      <w:t>2026-07-19</w:t>
+      <w:t>2026-07-20</w:t>
       <w:br/>
       <w:br/>
     </w:r>

--- a/klagomål/A 10489-2024 FSC-klagomål.docx
+++ b/klagomål/A 10489-2024 FSC-klagomål.docx
@@ -945,7 +945,7 @@
     <w:r>
       <w:tab/>
       <w:tab/>
-      <w:t>2026-07-20</w:t>
+      <w:t>2026-07-21</w:t>
       <w:br/>
       <w:br/>
     </w:r>

--- a/klagomål/A 10489-2024 FSC-klagomål.docx
+++ b/klagomål/A 10489-2024 FSC-klagomål.docx
@@ -945,7 +945,7 @@
     <w:r>
       <w:tab/>
       <w:tab/>
-      <w:t>2026-07-21</w:t>
+      <w:t>2026-07-22</w:t>
       <w:br/>
       <w:br/>
     </w:r>

--- a/klagomål/A 10489-2024 FSC-klagomål.docx
+++ b/klagomål/A 10489-2024 FSC-klagomål.docx
@@ -945,7 +945,7 @@
     <w:r>
       <w:tab/>
       <w:tab/>
-      <w:t>2026-07-22</w:t>
+      <w:t>2026-07-23</w:t>
       <w:br/>
       <w:br/>
     </w:r>

--- a/klagomål/A 10489-2024 FSC-klagomål.docx
+++ b/klagomål/A 10489-2024 FSC-klagomål.docx
@@ -945,7 +945,7 @@
     <w:r>
       <w:tab/>
       <w:tab/>
-      <w:t>2026-07-23</w:t>
+      <w:t>2026-07-24</w:t>
       <w:br/>
       <w:br/>
     </w:r>

--- a/klagomål/A 10489-2024 FSC-klagomål.docx
+++ b/klagomål/A 10489-2024 FSC-klagomål.docx
@@ -216,7 +216,7 @@
         <w:spacing w:after="240"/>
       </w:pPr>
       <w:r>
-        <w:t>Figur 1. Fyndplatser för naturvårdsarter i och inom 2 meter från avverkningsanmälan. Markörer utan svart kant är placerade på fyndplatsen. Markörer med svart kant är placerade vid sidan av fyndplatsen har ett svart streck som visar fyndplatsens exakta position. Kartans mittpunktskoordinat är N 6332318, E 526750 i SWEREF 99 TM.</w:t>
+        <w:t>Figur 1. Fyndplatser för naturvårdsarter i och inom 2 meter från avverkningsanmälan. Markörer utan svart kant är placerade på fyndplatsen. Markörer med svart kant är placerade vid sidan av fyndplatsen och har ett svart streck som visar fyndplatsens exakta position. Kartans mittpunktskoordinat är N 6332318, E 526750 i SWEREF 99 TM.</w:t>
       </w:r>
     </w:p>
     <w:p>
@@ -945,7 +945,7 @@
     <w:r>
       <w:tab/>
       <w:tab/>
-      <w:t>2026-08-14</w:t>
+      <w:t>2026-08-15</w:t>
       <w:br/>
       <w:br/>
     </w:r>

--- a/klagomål/A 10489-2024 FSC-klagomål.docx
+++ b/klagomål/A 10489-2024 FSC-klagomål.docx
@@ -945,7 +945,7 @@
     <w:r>
       <w:tab/>
       <w:tab/>
-      <w:t>2026-08-15</w:t>
+      <w:t>2026-08-16</w:t>
       <w:br/>
       <w:br/>
     </w:r>

--- a/klagomål/A 10489-2024 FSC-klagomål.docx
+++ b/klagomål/A 10489-2024 FSC-klagomål.docx
@@ -945,7 +945,7 @@
     <w:r>
       <w:tab/>
       <w:tab/>
-      <w:t>2026-08-16</w:t>
+      <w:t>2026-08-17</w:t>
       <w:br/>
       <w:br/>
     </w:r>

--- a/klagomål/A 10489-2024 FSC-klagomål.docx
+++ b/klagomål/A 10489-2024 FSC-klagomål.docx
@@ -945,7 +945,7 @@
     <w:r>
       <w:tab/>
       <w:tab/>
-      <w:t>2026-08-17</w:t>
+      <w:t>2026-08-18</w:t>
       <w:br/>
       <w:br/>
     </w:r>

--- a/klagomål/A 10489-2024 FSC-klagomål.docx
+++ b/klagomål/A 10489-2024 FSC-klagomål.docx
@@ -945,7 +945,7 @@
     <w:r>
       <w:tab/>
       <w:tab/>
-      <w:t>2026-08-18</w:t>
+      <w:t>2026-08-19</w:t>
       <w:br/>
       <w:br/>
     </w:r>

--- a/klagomål/A 10489-2024 FSC-klagomål.docx
+++ b/klagomål/A 10489-2024 FSC-klagomål.docx
@@ -945,7 +945,7 @@
     <w:r>
       <w:tab/>
       <w:tab/>
-      <w:t>2026-08-19</w:t>
+      <w:t>2026-08-20</w:t>
       <w:br/>
       <w:br/>
     </w:r>

--- a/klagomål/A 10489-2024 FSC-klagomål.docx
+++ b/klagomål/A 10489-2024 FSC-klagomål.docx
@@ -945,7 +945,7 @@
     <w:r>
       <w:tab/>
       <w:tab/>
-      <w:t>2026-08-20</w:t>
+      <w:t>2026-08-21</w:t>
       <w:br/>
       <w:br/>
     </w:r>

--- a/klagomål/A 10489-2024 FSC-klagomål.docx
+++ b/klagomål/A 10489-2024 FSC-klagomål.docx
@@ -945,7 +945,7 @@
     <w:r>
       <w:tab/>
       <w:tab/>
-      <w:t>2026-08-21</w:t>
+      <w:t>2026-08-22</w:t>
       <w:br/>
       <w:br/>
     </w:r>

--- a/klagomål/A 10489-2024 FSC-klagomål.docx
+++ b/klagomål/A 10489-2024 FSC-klagomål.docx
@@ -945,7 +945,7 @@
     <w:r>
       <w:tab/>
       <w:tab/>
-      <w:t>2026-08-22</w:t>
+      <w:t>2026-08-23</w:t>
       <w:br/>
       <w:br/>
     </w:r>

--- a/klagomål/A 10489-2024 FSC-klagomål.docx
+++ b/klagomål/A 10489-2024 FSC-klagomål.docx
@@ -945,7 +945,7 @@
     <w:r>
       <w:tab/>
       <w:tab/>
-      <w:t>2026-08-23</w:t>
+      <w:t>2026-08-24</w:t>
       <w:br/>
       <w:br/>
     </w:r>

--- a/klagomål/A 10489-2024 FSC-klagomål.docx
+++ b/klagomål/A 10489-2024 FSC-klagomål.docx
@@ -945,7 +945,7 @@
     <w:r>
       <w:tab/>
       <w:tab/>
-      <w:t>2026-08-24</w:t>
+      <w:t>2026-08-25</w:t>
       <w:br/>
       <w:br/>
     </w:r>

--- a/klagomål/A 10489-2024 FSC-klagomål.docx
+++ b/klagomål/A 10489-2024 FSC-klagomål.docx
@@ -945,7 +945,7 @@
     <w:r>
       <w:tab/>
       <w:tab/>
-      <w:t>2026-08-25</w:t>
+      <w:t>2026-08-26</w:t>
       <w:br/>
       <w:br/>
     </w:r>

--- a/klagomål/A 10489-2024 FSC-klagomål.docx
+++ b/klagomål/A 10489-2024 FSC-klagomål.docx
@@ -945,7 +945,7 @@
     <w:r>
       <w:tab/>
       <w:tab/>
-      <w:t>2026-08-26</w:t>
+      <w:t>2026-08-27</w:t>
       <w:br/>
       <w:br/>
     </w:r>

--- a/klagomål/A 10489-2024 FSC-klagomål.docx
+++ b/klagomål/A 10489-2024 FSC-klagomål.docx
@@ -945,7 +945,7 @@
     <w:r>
       <w:tab/>
       <w:tab/>
-      <w:t>2026-08-27</w:t>
+      <w:t>2026-08-28</w:t>
       <w:br/>
       <w:br/>
     </w:r>

--- a/klagomål/A 10489-2024 FSC-klagomål.docx
+++ b/klagomål/A 10489-2024 FSC-klagomål.docx
@@ -945,7 +945,7 @@
     <w:r>
       <w:tab/>
       <w:tab/>
-      <w:t>2026-08-28</w:t>
+      <w:t>2026-08-29</w:t>
       <w:br/>
       <w:br/>
     </w:r>

--- a/klagomål/A 10489-2024 FSC-klagomål.docx
+++ b/klagomål/A 10489-2024 FSC-klagomål.docx
@@ -945,7 +945,7 @@
     <w:r>
       <w:tab/>
       <w:tab/>
-      <w:t>2026-08-29</w:t>
+      <w:t>2026-08-31</w:t>
       <w:br/>
       <w:br/>
     </w:r>

--- a/klagomål/A 10489-2024 FSC-klagomål.docx
+++ b/klagomål/A 10489-2024 FSC-klagomål.docx
@@ -945,7 +945,7 @@
     <w:r>
       <w:tab/>
       <w:tab/>
-      <w:t>2026-08-31</w:t>
+      <w:t>2026-09-01</w:t>
       <w:br/>
       <w:br/>
     </w:r>

--- a/klagomål/A 10489-2024 FSC-klagomål.docx
+++ b/klagomål/A 10489-2024 FSC-klagomål.docx
@@ -945,7 +945,7 @@
     <w:r>
       <w:tab/>
       <w:tab/>
-      <w:t>2026-09-01</w:t>
+      <w:t>2026-09-02</w:t>
       <w:br/>
       <w:br/>
     </w:r>

--- a/klagomål/A 10489-2024 FSC-klagomål.docx
+++ b/klagomål/A 10489-2024 FSC-klagomål.docx
@@ -945,7 +945,7 @@
     <w:r>
       <w:tab/>
       <w:tab/>
-      <w:t>2026-09-02</w:t>
+      <w:t>2026-09-03</w:t>
       <w:br/>
       <w:br/>
     </w:r>

--- a/klagomål/A 10489-2024 FSC-klagomål.docx
+++ b/klagomål/A 10489-2024 FSC-klagomål.docx
@@ -945,7 +945,7 @@
     <w:r>
       <w:tab/>
       <w:tab/>
-      <w:t>2026-09-03</w:t>
+      <w:t>2026-09-04</w:t>
       <w:br/>
       <w:br/>
     </w:r>

--- a/klagomål/A 10489-2024 FSC-klagomål.docx
+++ b/klagomål/A 10489-2024 FSC-klagomål.docx
@@ -945,7 +945,7 @@
     <w:r>
       <w:tab/>
       <w:tab/>
-      <w:t>2026-09-04</w:t>
+      <w:t>2026-09-05</w:t>
       <w:br/>
       <w:br/>
     </w:r>

--- a/klagomål/A 10489-2024 FSC-klagomål.docx
+++ b/klagomål/A 10489-2024 FSC-klagomål.docx
@@ -945,7 +945,7 @@
     <w:r>
       <w:tab/>
       <w:tab/>
-      <w:t>2026-09-05</w:t>
+      <w:t>2026-09-06</w:t>
       <w:br/>
       <w:br/>
     </w:r>

--- a/klagomål/A 10489-2024 FSC-klagomål.docx
+++ b/klagomål/A 10489-2024 FSC-klagomål.docx
@@ -945,7 +945,7 @@
     <w:r>
       <w:tab/>
       <w:tab/>
-      <w:t>2026-09-06</w:t>
+      <w:t>2026-09-07</w:t>
       <w:br/>
       <w:br/>
     </w:r>

--- a/klagomål/A 10489-2024 FSC-klagomål.docx
+++ b/klagomål/A 10489-2024 FSC-klagomål.docx
@@ -945,7 +945,7 @@
     <w:r>
       <w:tab/>
       <w:tab/>
-      <w:t>2026-09-07</w:t>
+      <w:t>2026-09-08</w:t>
       <w:br/>
       <w:br/>
     </w:r>

--- a/klagomål/A 10489-2024 FSC-klagomål.docx
+++ b/klagomål/A 10489-2024 FSC-klagomål.docx
@@ -945,7 +945,7 @@
     <w:r>
       <w:tab/>
       <w:tab/>
-      <w:t>2026-09-08</w:t>
+      <w:t>2026-09-09</w:t>
       <w:br/>
       <w:br/>
     </w:r>

--- a/klagomål/A 10489-2024 FSC-klagomål.docx
+++ b/klagomål/A 10489-2024 FSC-klagomål.docx
@@ -945,7 +945,7 @@
     <w:r>
       <w:tab/>
       <w:tab/>
-      <w:t>2026-09-09</w:t>
+      <w:t>2026-09-10</w:t>
       <w:br/>
       <w:br/>
     </w:r>

--- a/klagomål/A 10489-2024 FSC-klagomål.docx
+++ b/klagomål/A 10489-2024 FSC-klagomål.docx
@@ -945,7 +945,7 @@
     <w:r>
       <w:tab/>
       <w:tab/>
-      <w:t>2026-09-10</w:t>
+      <w:t>2026-09-11</w:t>
       <w:br/>
       <w:br/>
     </w:r>

--- a/klagomål/A 10489-2024 FSC-klagomål.docx
+++ b/klagomål/A 10489-2024 FSC-klagomål.docx
@@ -945,7 +945,7 @@
     <w:r>
       <w:tab/>
       <w:tab/>
-      <w:t>2026-09-11</w:t>
+      <w:t>2026-09-12</w:t>
       <w:br/>
       <w:br/>
     </w:r>

--- a/klagomål/A 10489-2024 FSC-klagomål.docx
+++ b/klagomål/A 10489-2024 FSC-klagomål.docx
@@ -945,7 +945,7 @@
     <w:r>
       <w:tab/>
       <w:tab/>
-      <w:t>2026-09-12</w:t>
+      <w:t>2026-09-13</w:t>
       <w:br/>
       <w:br/>
     </w:r>
